--- a/docs/casos/word/CASO-003-folha-resposta.docx
+++ b/docs/casos/word/CASO-003-folha-resposta.docx
@@ -4581,7 +4581,7 @@
         <w:spacing w:after="60"/>
       </w:pPr>
       <w:r>
-        <w:t xml:space="preserve">Escolher a reconstrução pela condição da paciente: anastomose primária, com ou sem ileostomia de proteção, se estável e sem contaminação; ou cirurgia de Hartmann, se o risco for alto.</w:t>
+        <w:t xml:space="preserve">Fazer anastomose primária colorretal, com ou sem ileostomia de proteção, já que a paciente está estável, sem contaminação e com o ceco viável.</w:t>
       </w:r>
     </w:p>
     <w:p>
@@ -6123,590 +6123,6 @@
           <w:b/>
           <w:bCs/>
         </w:rPr>
-        <w:t xml:space="preserve">Textos mostrados na lista do simulador estático</w:t>
-      </w:r>
-    </w:p>
-    <w:p>
-      <w:pPr>
-        <w:spacing w:after="120"/>
-      </w:pPr>
-      <w:r>
-        <w:rPr>
-          <w:i/>
-          <w:iCs/>
-          <w:color w:val="5C5C55"/>
-        </w:rPr>
-        <w:t xml:space="preserve">O texto da folha entregaria a resposta, então a lista mostra um texto neutro. Confira se descreve a mesma conduta.</w:t>
-      </w:r>
-    </w:p>
-    <w:tbl>
-      <w:tblPr>
-        <w:tblW w:type="dxa" w:w="9638"/>
-        <w:tblBorders>
-          <w:top w:val="single" w:color="auto" w:sz="4"/>
-          <w:left w:val="single" w:color="auto" w:sz="4"/>
-          <w:bottom w:val="single" w:color="auto" w:sz="4"/>
-          <w:right w:val="single" w:color="auto" w:sz="4"/>
-          <w:insideH w:val="single" w:color="auto" w:sz="4"/>
-          <w:insideV w:val="single" w:color="auto" w:sz="4"/>
-        </w:tblBorders>
-      </w:tblPr>
-      <w:tblGrid>
-        <w:gridCol w:w="4819"/>
-        <w:gridCol w:w="4819"/>
-      </w:tblGrid>
-      <w:tr>
-        <w:trPr>
-          <w:tblHeader/>
-        </w:trPr>
-        <w:tc>
-          <w:tcPr>
-            <w:tcW w:type="dxa" w:w="4819"/>
-            <w:tcBorders>
-              <w:top w:val="single" w:color="D8D8CF" w:sz="4"/>
-              <w:left w:val="single" w:color="D8D8CF" w:sz="4"/>
-              <w:bottom w:val="single" w:color="D8D8CF" w:sz="4"/>
-              <w:right w:val="single" w:color="D8D8CF" w:sz="4"/>
-            </w:tcBorders>
-            <w:shd w:fill="E8EDC4" w:color="auto" w:val="clear"/>
-            <w:tcMar>
-              <w:top w:type="dxa" w:w="80"/>
-              <w:left w:type="dxa" w:w="100"/>
-              <w:bottom w:type="dxa" w:w="80"/>
-              <w:right w:type="dxa" w:w="100"/>
-            </w:tcMar>
-          </w:tcPr>
-          <w:p>
-            <w:r>
-              <w:rPr>
-                <w:b/>
-                <w:bCs/>
-              </w:rPr>
-              <w:t xml:space="preserve">Texto da folha</w:t>
-            </w:r>
-          </w:p>
-        </w:tc>
-        <w:tc>
-          <w:tcPr>
-            <w:tcW w:type="dxa" w:w="4819"/>
-            <w:tcBorders>
-              <w:top w:val="single" w:color="D8D8CF" w:sz="4"/>
-              <w:left w:val="single" w:color="D8D8CF" w:sz="4"/>
-              <w:bottom w:val="single" w:color="D8D8CF" w:sz="4"/>
-              <w:right w:val="single" w:color="D8D8CF" w:sz="4"/>
-            </w:tcBorders>
-            <w:shd w:fill="E8EDC4" w:color="auto" w:val="clear"/>
-            <w:tcMar>
-              <w:top w:type="dxa" w:w="80"/>
-              <w:left w:type="dxa" w:w="100"/>
-              <w:bottom w:type="dxa" w:w="80"/>
-              <w:right w:type="dxa" w:w="100"/>
-            </w:tcMar>
-          </w:tcPr>
-          <w:p>
-            <w:r>
-              <w:rPr>
-                <w:b/>
-                <w:bCs/>
-              </w:rPr>
-              <w:t xml:space="preserve">Texto mostrado ao aluno</w:t>
-            </w:r>
-          </w:p>
-        </w:tc>
-      </w:tr>
-      <w:tr>
-        <w:tc>
-          <w:tcPr>
-            <w:tcW w:type="dxa" w:w="4819"/>
-            <w:tcBorders>
-              <w:top w:val="single" w:color="D8D8CF" w:sz="4"/>
-              <w:left w:val="single" w:color="D8D8CF" w:sz="4"/>
-              <w:bottom w:val="single" w:color="D8D8CF" w:sz="4"/>
-              <w:right w:val="single" w:color="D8D8CF" w:sz="4"/>
-            </w:tcBorders>
-            <w:tcMar>
-              <w:top w:type="dxa" w:w="80"/>
-              <w:left w:type="dxa" w:w="100"/>
-              <w:bottom w:type="dxa" w:w="80"/>
-              <w:right w:type="dxa" w:w="100"/>
-            </w:tcMar>
-          </w:tcPr>
-          <w:p>
-            <w:r>
-              <w:t xml:space="preserve">Fazer anastomose primária em paciente em choque com peritonite fecal.</w:t>
-            </w:r>
-          </w:p>
-        </w:tc>
-        <w:tc>
-          <w:tcPr>
-            <w:tcW w:type="dxa" w:w="4819"/>
-            <w:tcBorders>
-              <w:top w:val="single" w:color="D8D8CF" w:sz="4"/>
-              <w:left w:val="single" w:color="D8D8CF" w:sz="4"/>
-              <w:bottom w:val="single" w:color="D8D8CF" w:sz="4"/>
-              <w:right w:val="single" w:color="D8D8CF" w:sz="4"/>
-            </w:tcBorders>
-            <w:tcMar>
-              <w:top w:type="dxa" w:w="80"/>
-              <w:left w:type="dxa" w:w="100"/>
-              <w:bottom w:type="dxa" w:w="80"/>
-              <w:right w:type="dxa" w:w="100"/>
-            </w:tcMar>
-          </w:tcPr>
-          <w:p>
-            <w:r>
-              <w:t xml:space="preserve">Ressecar e fazer anastomose primária.</w:t>
-            </w:r>
-          </w:p>
-        </w:tc>
-      </w:tr>
-      <w:tr>
-        <w:tc>
-          <w:tcPr>
-            <w:tcW w:type="dxa" w:w="4819"/>
-            <w:tcBorders>
-              <w:top w:val="single" w:color="D8D8CF" w:sz="4"/>
-              <w:left w:val="single" w:color="D8D8CF" w:sz="4"/>
-              <w:bottom w:val="single" w:color="D8D8CF" w:sz="4"/>
-              <w:right w:val="single" w:color="D8D8CF" w:sz="4"/>
-            </w:tcBorders>
-            <w:tcMar>
-              <w:top w:type="dxa" w:w="80"/>
-              <w:left w:type="dxa" w:w="100"/>
-              <w:bottom w:type="dxa" w:w="80"/>
-              <w:right w:type="dxa" w:w="100"/>
-            </w:tcMar>
-          </w:tcPr>
-          <w:p>
-            <w:r>
-              <w:t xml:space="preserve">Fazer apenas a sutura do ceco e uma colostomia, deixando o tumor.</w:t>
-            </w:r>
-          </w:p>
-        </w:tc>
-        <w:tc>
-          <w:tcPr>
-            <w:tcW w:type="dxa" w:w="4819"/>
-            <w:tcBorders>
-              <w:top w:val="single" w:color="D8D8CF" w:sz="4"/>
-              <w:left w:val="single" w:color="D8D8CF" w:sz="4"/>
-              <w:bottom w:val="single" w:color="D8D8CF" w:sz="4"/>
-              <w:right w:val="single" w:color="D8D8CF" w:sz="4"/>
-            </w:tcBorders>
-            <w:tcMar>
-              <w:top w:type="dxa" w:w="80"/>
-              <w:left w:type="dxa" w:w="100"/>
-              <w:bottom w:type="dxa" w:w="80"/>
-              <w:right w:type="dxa" w:w="100"/>
-            </w:tcMar>
-          </w:tcPr>
-          <w:p>
-            <w:r>
-              <w:t xml:space="preserve">Suturar o ceco e fazer colostomia.</w:t>
-            </w:r>
-          </w:p>
-        </w:tc>
-      </w:tr>
-    </w:tbl>
-    <w:p>
-      <w:pPr>
-        <w:pStyle w:val="Heading2"/>
-      </w:pPr>
-      <w:r>
-        <w:t xml:space="preserve">M4: Pós-operatório e plano de alta</w:t>
-      </w:r>
-    </w:p>
-    <w:p>
-      <w:pPr>
-        <w:spacing w:after="120"/>
-      </w:pPr>
-      <w:r>
-        <w:rPr>
-          <w:i/>
-          <w:iCs/>
-          <w:color w:val="5C5C55"/>
-        </w:rPr>
-        <w:t xml:space="preserve">Peso: 20 pontos. Pergunta ao aluno: Quais são os cuidados e o plano para a alta?</w:t>
-      </w:r>
-    </w:p>
-    <w:p>
-      <w:pPr>
-        <w:spacing w:after="60" w:before="160"/>
-      </w:pPr>
-      <w:r>
-        <w:rPr>
-          <w:b/>
-          <w:bCs/>
-        </w:rPr>
-        <w:t xml:space="preserve">Ideal</w:t>
-      </w:r>
-    </w:p>
-    <w:p>
-      <w:pPr>
-        <w:pStyle w:val="ListParagraph"/>
-        <w:numPr>
-          <w:ilvl w:val="0"/>
-          <w:numId w:val="3"/>
-        </w:numPr>
-        <w:spacing w:after="60"/>
-      </w:pPr>
-      <w:r>
-        <w:t xml:space="preserve">Pós-operatório com realimentação precoce, analgesia multimodal, profilaxia de tromboembolismo e deambulação.</w:t>
-      </w:r>
-    </w:p>
-    <w:p>
-      <w:pPr>
-        <w:pStyle w:val="ListParagraph"/>
-        <w:numPr>
-          <w:ilvl w:val="0"/>
-          <w:numId w:val="3"/>
-        </w:numPr>
-        <w:spacing w:after="60"/>
-      </w:pPr>
-      <w:r>
-        <w:t xml:space="preserve">Controle da glicemia e vigilância de deiscência e infecção.</w:t>
-      </w:r>
-    </w:p>
-    <w:p>
-      <w:pPr>
-        <w:pStyle w:val="ListParagraph"/>
-        <w:numPr>
-          <w:ilvl w:val="0"/>
-          <w:numId w:val="3"/>
-        </w:numPr>
-        <w:spacing w:after="60"/>
-      </w:pPr>
-      <w:r>
-        <w:t xml:space="preserve">Encaminhar à oncologia e discutir o caso em reunião multidisciplinar, com o anatomopatológico e o estadiamento.</w:t>
-      </w:r>
-    </w:p>
-    <w:p>
-      <w:pPr>
-        <w:pStyle w:val="ListParagraph"/>
-        <w:numPr>
-          <w:ilvl w:val="0"/>
-          <w:numId w:val="3"/>
-        </w:numPr>
-        <w:spacing w:after="60"/>
-      </w:pPr>
-      <w:r>
-        <w:t xml:space="preserve">Programar colonoscopia completa do cólon remanescente em até seis meses, para afastar lesões sincrônicas.</w:t>
-      </w:r>
-    </w:p>
-    <w:p>
-      <w:pPr>
-        <w:pStyle w:val="ListParagraph"/>
-        <w:numPr>
-          <w:ilvl w:val="0"/>
-          <w:numId w:val="3"/>
-        </w:numPr>
-        <w:spacing w:after="60"/>
-      </w:pPr>
-      <w:r>
-        <w:t xml:space="preserve">Orientar colonoscopia de rastreio para os parentes de primeiro grau.</w:t>
-      </w:r>
-    </w:p>
-    <w:p>
-      <w:pPr>
-        <w:spacing w:after="60" w:before="160"/>
-      </w:pPr>
-      <w:r>
-        <w:rPr>
-          <w:b/>
-          <w:bCs/>
-        </w:rPr>
-        <w:t xml:space="preserve">Aceitável</w:t>
-      </w:r>
-    </w:p>
-    <w:p>
-      <w:pPr>
-        <w:pStyle w:val="ListParagraph"/>
-        <w:numPr>
-          <w:ilvl w:val="0"/>
-          <w:numId w:val="3"/>
-        </w:numPr>
-        <w:spacing w:after="60"/>
-      </w:pPr>
-      <w:r>
-        <w:t xml:space="preserve">Completar o estadiamento com tomografia de tórax, se ainda não feita.</w:t>
-      </w:r>
-    </w:p>
-    <w:p>
-      <w:pPr>
-        <w:spacing w:after="60" w:before="160"/>
-      </w:pPr>
-      <w:r>
-        <w:rPr>
-          <w:b/>
-          <w:bCs/>
-        </w:rPr>
-        <w:t xml:space="preserve">Subótimo</w:t>
-      </w:r>
-    </w:p>
-    <w:tbl>
-      <w:tblPr>
-        <w:tblW w:type="dxa" w:w="9638"/>
-        <w:tblBorders>
-          <w:top w:val="single" w:color="auto" w:sz="4"/>
-          <w:left w:val="single" w:color="auto" w:sz="4"/>
-          <w:bottom w:val="single" w:color="auto" w:sz="4"/>
-          <w:right w:val="single" w:color="auto" w:sz="4"/>
-          <w:insideH w:val="single" w:color="auto" w:sz="4"/>
-          <w:insideV w:val="single" w:color="auto" w:sz="4"/>
-        </w:tblBorders>
-      </w:tblPr>
-      <w:tblGrid>
-        <w:gridCol w:w="4819"/>
-        <w:gridCol w:w="4819"/>
-      </w:tblGrid>
-      <w:tr>
-        <w:trPr>
-          <w:tblHeader/>
-        </w:trPr>
-        <w:tc>
-          <w:tcPr>
-            <w:tcW w:type="dxa" w:w="4819"/>
-            <w:tcBorders>
-              <w:top w:val="single" w:color="D8D8CF" w:sz="4"/>
-              <w:left w:val="single" w:color="D8D8CF" w:sz="4"/>
-              <w:bottom w:val="single" w:color="D8D8CF" w:sz="4"/>
-              <w:right w:val="single" w:color="D8D8CF" w:sz="4"/>
-            </w:tcBorders>
-            <w:shd w:fill="E8EDC4" w:color="auto" w:val="clear"/>
-            <w:tcMar>
-              <w:top w:type="dxa" w:w="80"/>
-              <w:left w:type="dxa" w:w="100"/>
-              <w:bottom w:type="dxa" w:w="80"/>
-              <w:right w:type="dxa" w:w="100"/>
-            </w:tcMar>
-          </w:tcPr>
-          <w:p>
-            <w:r>
-              <w:rPr>
-                <w:b/>
-                <w:bCs/>
-              </w:rPr>
-              <w:t xml:space="preserve">Conduta</w:t>
-            </w:r>
-          </w:p>
-        </w:tc>
-        <w:tc>
-          <w:tcPr>
-            <w:tcW w:type="dxa" w:w="4819"/>
-            <w:tcBorders>
-              <w:top w:val="single" w:color="D8D8CF" w:sz="4"/>
-              <w:left w:val="single" w:color="D8D8CF" w:sz="4"/>
-              <w:bottom w:val="single" w:color="D8D8CF" w:sz="4"/>
-              <w:right w:val="single" w:color="D8D8CF" w:sz="4"/>
-            </w:tcBorders>
-            <w:shd w:fill="E8EDC4" w:color="auto" w:val="clear"/>
-            <w:tcMar>
-              <w:top w:type="dxa" w:w="80"/>
-              <w:left w:type="dxa" w:w="100"/>
-              <w:bottom w:type="dxa" w:w="80"/>
-              <w:right w:type="dxa" w:w="100"/>
-            </w:tcMar>
-          </w:tcPr>
-          <w:p>
-            <w:r>
-              <w:rPr>
-                <w:b/>
-                <w:bCs/>
-              </w:rPr>
-              <w:t xml:space="preserve">Custo</w:t>
-            </w:r>
-          </w:p>
-        </w:tc>
-      </w:tr>
-      <w:tr>
-        <w:tc>
-          <w:tcPr>
-            <w:tcW w:type="dxa" w:w="4819"/>
-            <w:tcBorders>
-              <w:top w:val="single" w:color="D8D8CF" w:sz="4"/>
-              <w:left w:val="single" w:color="D8D8CF" w:sz="4"/>
-              <w:bottom w:val="single" w:color="D8D8CF" w:sz="4"/>
-              <w:right w:val="single" w:color="D8D8CF" w:sz="4"/>
-            </w:tcBorders>
-            <w:tcMar>
-              <w:top w:type="dxa" w:w="80"/>
-              <w:left w:type="dxa" w:w="100"/>
-              <w:bottom w:type="dxa" w:w="80"/>
-              <w:right w:type="dxa" w:w="100"/>
-            </w:tcMar>
-          </w:tcPr>
-          <w:p>
-            <w:r>
-              <w:t xml:space="preserve">Não prescrever profilaxia de tromboembolismo.</w:t>
-            </w:r>
-          </w:p>
-        </w:tc>
-        <w:tc>
-          <w:tcPr>
-            <w:tcW w:type="dxa" w:w="4819"/>
-            <w:tcBorders>
-              <w:top w:val="single" w:color="D8D8CF" w:sz="4"/>
-              <w:left w:val="single" w:color="D8D8CF" w:sz="4"/>
-              <w:bottom w:val="single" w:color="D8D8CF" w:sz="4"/>
-              <w:right w:val="single" w:color="D8D8CF" w:sz="4"/>
-            </w:tcBorders>
-            <w:tcMar>
-              <w:top w:type="dxa" w:w="80"/>
-              <w:left w:type="dxa" w:w="100"/>
-              <w:bottom w:type="dxa" w:w="80"/>
-              <w:right w:type="dxa" w:w="100"/>
-            </w:tcMar>
-          </w:tcPr>
-          <w:p>
-            <w:r>
-              <w:t xml:space="preserve">Risco de trombose venosa e embolia pulmonar, maior em paciente oncológica operada.</w:t>
-            </w:r>
-          </w:p>
-        </w:tc>
-      </w:tr>
-      <w:tr>
-        <w:tc>
-          <w:tcPr>
-            <w:tcW w:type="dxa" w:w="4819"/>
-            <w:tcBorders>
-              <w:top w:val="single" w:color="D8D8CF" w:sz="4"/>
-              <w:left w:val="single" w:color="D8D8CF" w:sz="4"/>
-              <w:bottom w:val="single" w:color="D8D8CF" w:sz="4"/>
-              <w:right w:val="single" w:color="D8D8CF" w:sz="4"/>
-            </w:tcBorders>
-            <w:tcMar>
-              <w:top w:type="dxa" w:w="80"/>
-              <w:left w:type="dxa" w:w="100"/>
-              <w:bottom w:type="dxa" w:w="80"/>
-              <w:right w:type="dxa" w:w="100"/>
-            </w:tcMar>
-          </w:tcPr>
-          <w:p>
-            <w:r>
-              <w:t xml:space="preserve">Manter jejum prolongado sem motivo.</w:t>
-            </w:r>
-          </w:p>
-        </w:tc>
-        <w:tc>
-          <w:tcPr>
-            <w:tcW w:type="dxa" w:w="4819"/>
-            <w:tcBorders>
-              <w:top w:val="single" w:color="D8D8CF" w:sz="4"/>
-              <w:left w:val="single" w:color="D8D8CF" w:sz="4"/>
-              <w:bottom w:val="single" w:color="D8D8CF" w:sz="4"/>
-              <w:right w:val="single" w:color="D8D8CF" w:sz="4"/>
-            </w:tcBorders>
-            <w:tcMar>
-              <w:top w:type="dxa" w:w="80"/>
-              <w:left w:type="dxa" w:w="100"/>
-              <w:bottom w:type="dxa" w:w="80"/>
-              <w:right w:type="dxa" w:w="100"/>
-            </w:tcMar>
-          </w:tcPr>
-          <w:p>
-            <w:r>
-              <w:t xml:space="preserve">Catabolismo e recuperação mais lenta.</w:t>
-            </w:r>
-          </w:p>
-        </w:tc>
-      </w:tr>
-    </w:tbl>
-    <w:p>
-      <w:pPr>
-        <w:spacing w:after="60" w:before="160"/>
-      </w:pPr>
-      <w:r>
-        <w:rPr>
-          <w:b/>
-          <w:bCs/>
-        </w:rPr>
-        <w:t xml:space="preserve">Erro crítico</w:t>
-      </w:r>
-    </w:p>
-    <w:p>
-      <w:pPr>
-        <w:pStyle w:val="ListParagraph"/>
-        <w:numPr>
-          <w:ilvl w:val="0"/>
-          <w:numId w:val="3"/>
-        </w:numPr>
-        <w:spacing w:after="60"/>
-      </w:pPr>
-      <w:r>
-        <w:t xml:space="preserve">Dar alta sem encaminhar à oncologia.</w:t>
-      </w:r>
-    </w:p>
-    <w:p>
-      <w:pPr>
-        <w:spacing w:after="60" w:before="160"/>
-      </w:pPr>
-      <w:r>
-        <w:rPr>
-          <w:b/>
-          <w:bCs/>
-        </w:rPr>
-        <w:t xml:space="preserve">Pontos de raciocínio</w:t>
-      </w:r>
-    </w:p>
-    <w:p>
-      <w:pPr>
-        <w:pStyle w:val="ListParagraph"/>
-        <w:numPr>
-          <w:ilvl w:val="0"/>
-          <w:numId w:val="3"/>
-        </w:numPr>
-        <w:spacing w:after="60"/>
-      </w:pPr>
-      <w:r>
-        <w:t xml:space="preserve">Linfonodos acometidos indicam estádio III, em que a quimioterapia adjuvante é discutida pela oncologia.</w:t>
-      </w:r>
-    </w:p>
-    <w:p>
-      <w:pPr>
-        <w:pStyle w:val="ListParagraph"/>
-        <w:numPr>
-          <w:ilvl w:val="0"/>
-          <w:numId w:val="3"/>
-        </w:numPr>
-        <w:spacing w:after="60"/>
-      </w:pPr>
-      <w:r>
-        <w:t xml:space="preserve">O CEA elevado serve de referência para o seguimento.</w:t>
-      </w:r>
-    </w:p>
-    <w:p>
-      <w:pPr>
-        <w:spacing w:after="60" w:before="160"/>
-      </w:pPr>
-      <w:r>
-        <w:rPr>
-          <w:b/>
-          <w:bCs/>
-        </w:rPr>
-        <w:t xml:space="preserve">Justificativa</w:t>
-      </w:r>
-    </w:p>
-    <w:p>
-      <w:pPr>
-        <w:pStyle w:val="ListParagraph"/>
-        <w:numPr>
-          <w:ilvl w:val="0"/>
-          <w:numId w:val="3"/>
-        </w:numPr>
-        <w:spacing w:after="60"/>
-      </w:pPr>
-      <w:r>
-        <w:t xml:space="preserve">Princípios de seguimento do câncer colorretal: discussão multidisciplinar, colonoscopia do cólon remanescente e avaliação para tratamento adjuvante.</w:t>
-      </w:r>
-    </w:p>
-    <w:p>
-      <w:pPr>
-        <w:spacing w:after="60" w:before="160"/>
-      </w:pPr>
-      <w:r>
-        <w:rPr>
-          <w:b/>
-          <w:bCs/>
-        </w:rPr>
         <w:t xml:space="preserve">Consequências de decisões fora do esperado</w:t>
       </w:r>
     </w:p>
@@ -6860,6 +6276,824 @@
           </w:tcPr>
           <w:p>
             <w:r>
+              <w:t xml:space="preserve">R10</w:t>
+            </w:r>
+          </w:p>
+        </w:tc>
+        <w:tc>
+          <w:tcPr>
+            <w:tcW w:type="dxa" w:w="3285"/>
+            <w:tcBorders>
+              <w:top w:val="single" w:color="D8D8CF" w:sz="4"/>
+              <w:left w:val="single" w:color="D8D8CF" w:sz="4"/>
+              <w:bottom w:val="single" w:color="D8D8CF" w:sz="4"/>
+              <w:right w:val="single" w:color="D8D8CF" w:sz="4"/>
+            </w:tcBorders>
+            <w:tcMar>
+              <w:top w:type="dxa" w:w="80"/>
+              <w:left w:type="dxa" w:w="100"/>
+              <w:bottom w:type="dxa" w:w="80"/>
+              <w:right w:type="dxa" w:w="100"/>
+            </w:tcMar>
+          </w:tcPr>
+          <w:p>
+            <w:r>
+              <w:t xml:space="preserve">Faz anastomose primária em paciente em choque com peritonite fecal.</w:t>
+            </w:r>
+          </w:p>
+        </w:tc>
+        <w:tc>
+          <w:tcPr>
+            <w:tcW w:type="dxa" w:w="3285"/>
+            <w:tcBorders>
+              <w:top w:val="single" w:color="D8D8CF" w:sz="4"/>
+              <w:left w:val="single" w:color="D8D8CF" w:sz="4"/>
+              <w:bottom w:val="single" w:color="D8D8CF" w:sz="4"/>
+              <w:right w:val="single" w:color="D8D8CF" w:sz="4"/>
+            </w:tcBorders>
+            <w:tcMar>
+              <w:top w:type="dxa" w:w="80"/>
+              <w:left w:type="dxa" w:w="100"/>
+              <w:bottom w:type="dxa" w:w="80"/>
+              <w:right w:type="dxa" w:w="100"/>
+            </w:tcMar>
+          </w:tcPr>
+          <w:p>
+            <w:r>
+              <w:t xml:space="preserve">A anastomose é feita em paciente com pressão de 84 x 50 mmHg, lactato de 5,6 mmol/L e peritonite fecal difusa.</w:t>
+            </w:r>
+          </w:p>
+        </w:tc>
+        <w:tc>
+          <w:tcPr>
+            <w:tcW w:type="dxa" w:w="2192"/>
+            <w:tcBorders>
+              <w:top w:val="single" w:color="D8D8CF" w:sz="4"/>
+              <w:left w:val="single" w:color="D8D8CF" w:sz="4"/>
+              <w:bottom w:val="single" w:color="D8D8CF" w:sz="4"/>
+              <w:right w:val="single" w:color="D8D8CF" w:sz="4"/>
+            </w:tcBorders>
+            <w:tcMar>
+              <w:top w:type="dxa" w:w="80"/>
+              <w:left w:type="dxa" w:w="100"/>
+              <w:bottom w:type="dxa" w:w="80"/>
+              <w:right w:type="dxa" w:w="100"/>
+            </w:tcMar>
+          </w:tcPr>
+          <w:p>
+            <w:r>
+              <w:t xml:space="preserve">Desfecho D7 (grave)</w:t>
+            </w:r>
+          </w:p>
+        </w:tc>
+      </w:tr>
+    </w:tbl>
+    <w:p>
+      <w:pPr>
+        <w:spacing w:after="60" w:before="160"/>
+      </w:pPr>
+      <w:r>
+        <w:rPr>
+          <w:b/>
+          <w:bCs/>
+        </w:rPr>
+        <w:t xml:space="preserve">Textos mostrados na lista do simulador estático</w:t>
+      </w:r>
+    </w:p>
+    <w:p>
+      <w:pPr>
+        <w:spacing w:after="120"/>
+      </w:pPr>
+      <w:r>
+        <w:rPr>
+          <w:i/>
+          <w:iCs/>
+          <w:color w:val="5C5C55"/>
+        </w:rPr>
+        <w:t xml:space="preserve">O texto da folha entregaria a resposta, então a lista mostra um texto neutro. Confira se descreve a mesma conduta.</w:t>
+      </w:r>
+    </w:p>
+    <w:tbl>
+      <w:tblPr>
+        <w:tblW w:type="dxa" w:w="9638"/>
+        <w:tblBorders>
+          <w:top w:val="single" w:color="auto" w:sz="4"/>
+          <w:left w:val="single" w:color="auto" w:sz="4"/>
+          <w:bottom w:val="single" w:color="auto" w:sz="4"/>
+          <w:right w:val="single" w:color="auto" w:sz="4"/>
+          <w:insideH w:val="single" w:color="auto" w:sz="4"/>
+          <w:insideV w:val="single" w:color="auto" w:sz="4"/>
+        </w:tblBorders>
+      </w:tblPr>
+      <w:tblGrid>
+        <w:gridCol w:w="4819"/>
+        <w:gridCol w:w="4819"/>
+      </w:tblGrid>
+      <w:tr>
+        <w:trPr>
+          <w:tblHeader/>
+        </w:trPr>
+        <w:tc>
+          <w:tcPr>
+            <w:tcW w:type="dxa" w:w="4819"/>
+            <w:tcBorders>
+              <w:top w:val="single" w:color="D8D8CF" w:sz="4"/>
+              <w:left w:val="single" w:color="D8D8CF" w:sz="4"/>
+              <w:bottom w:val="single" w:color="D8D8CF" w:sz="4"/>
+              <w:right w:val="single" w:color="D8D8CF" w:sz="4"/>
+            </w:tcBorders>
+            <w:shd w:fill="E8EDC4" w:color="auto" w:val="clear"/>
+            <w:tcMar>
+              <w:top w:type="dxa" w:w="80"/>
+              <w:left w:type="dxa" w:w="100"/>
+              <w:bottom w:type="dxa" w:w="80"/>
+              <w:right w:type="dxa" w:w="100"/>
+            </w:tcMar>
+          </w:tcPr>
+          <w:p>
+            <w:r>
+              <w:rPr>
+                <w:b/>
+                <w:bCs/>
+              </w:rPr>
+              <w:t xml:space="preserve">Texto da folha</w:t>
+            </w:r>
+          </w:p>
+        </w:tc>
+        <w:tc>
+          <w:tcPr>
+            <w:tcW w:type="dxa" w:w="4819"/>
+            <w:tcBorders>
+              <w:top w:val="single" w:color="D8D8CF" w:sz="4"/>
+              <w:left w:val="single" w:color="D8D8CF" w:sz="4"/>
+              <w:bottom w:val="single" w:color="D8D8CF" w:sz="4"/>
+              <w:right w:val="single" w:color="D8D8CF" w:sz="4"/>
+            </w:tcBorders>
+            <w:shd w:fill="E8EDC4" w:color="auto" w:val="clear"/>
+            <w:tcMar>
+              <w:top w:type="dxa" w:w="80"/>
+              <w:left w:type="dxa" w:w="100"/>
+              <w:bottom w:type="dxa" w:w="80"/>
+              <w:right w:type="dxa" w:w="100"/>
+            </w:tcMar>
+          </w:tcPr>
+          <w:p>
+            <w:r>
+              <w:rPr>
+                <w:b/>
+                <w:bCs/>
+              </w:rPr>
+              <w:t xml:space="preserve">Texto mostrado ao aluno</w:t>
+            </w:r>
+          </w:p>
+        </w:tc>
+      </w:tr>
+      <w:tr>
+        <w:tc>
+          <w:tcPr>
+            <w:tcW w:type="dxa" w:w="4819"/>
+            <w:tcBorders>
+              <w:top w:val="single" w:color="D8D8CF" w:sz="4"/>
+              <w:left w:val="single" w:color="D8D8CF" w:sz="4"/>
+              <w:bottom w:val="single" w:color="D8D8CF" w:sz="4"/>
+              <w:right w:val="single" w:color="D8D8CF" w:sz="4"/>
+            </w:tcBorders>
+            <w:tcMar>
+              <w:top w:type="dxa" w:w="80"/>
+              <w:left w:type="dxa" w:w="100"/>
+              <w:bottom w:type="dxa" w:w="80"/>
+              <w:right w:type="dxa" w:w="100"/>
+            </w:tcMar>
+          </w:tcPr>
+          <w:p>
+            <w:r>
+              <w:t xml:space="preserve">Fazer anastomose primária em paciente em choque com peritonite fecal.</w:t>
+            </w:r>
+          </w:p>
+        </w:tc>
+        <w:tc>
+          <w:tcPr>
+            <w:tcW w:type="dxa" w:w="4819"/>
+            <w:tcBorders>
+              <w:top w:val="single" w:color="D8D8CF" w:sz="4"/>
+              <w:left w:val="single" w:color="D8D8CF" w:sz="4"/>
+              <w:bottom w:val="single" w:color="D8D8CF" w:sz="4"/>
+              <w:right w:val="single" w:color="D8D8CF" w:sz="4"/>
+            </w:tcBorders>
+            <w:tcMar>
+              <w:top w:type="dxa" w:w="80"/>
+              <w:left w:type="dxa" w:w="100"/>
+              <w:bottom w:type="dxa" w:w="80"/>
+              <w:right w:type="dxa" w:w="100"/>
+            </w:tcMar>
+          </w:tcPr>
+          <w:p>
+            <w:r>
+              <w:t xml:space="preserve">Ressecar e fazer anastomose primária.</w:t>
+            </w:r>
+          </w:p>
+        </w:tc>
+      </w:tr>
+      <w:tr>
+        <w:tc>
+          <w:tcPr>
+            <w:tcW w:type="dxa" w:w="4819"/>
+            <w:tcBorders>
+              <w:top w:val="single" w:color="D8D8CF" w:sz="4"/>
+              <w:left w:val="single" w:color="D8D8CF" w:sz="4"/>
+              <w:bottom w:val="single" w:color="D8D8CF" w:sz="4"/>
+              <w:right w:val="single" w:color="D8D8CF" w:sz="4"/>
+            </w:tcBorders>
+            <w:tcMar>
+              <w:top w:type="dxa" w:w="80"/>
+              <w:left w:type="dxa" w:w="100"/>
+              <w:bottom w:type="dxa" w:w="80"/>
+              <w:right w:type="dxa" w:w="100"/>
+            </w:tcMar>
+          </w:tcPr>
+          <w:p>
+            <w:r>
+              <w:t xml:space="preserve">Fazer apenas a sutura do ceco e uma colostomia, deixando o tumor.</w:t>
+            </w:r>
+          </w:p>
+        </w:tc>
+        <w:tc>
+          <w:tcPr>
+            <w:tcW w:type="dxa" w:w="4819"/>
+            <w:tcBorders>
+              <w:top w:val="single" w:color="D8D8CF" w:sz="4"/>
+              <w:left w:val="single" w:color="D8D8CF" w:sz="4"/>
+              <w:bottom w:val="single" w:color="D8D8CF" w:sz="4"/>
+              <w:right w:val="single" w:color="D8D8CF" w:sz="4"/>
+            </w:tcBorders>
+            <w:tcMar>
+              <w:top w:type="dxa" w:w="80"/>
+              <w:left w:type="dxa" w:w="100"/>
+              <w:bottom w:type="dxa" w:w="80"/>
+              <w:right w:type="dxa" w:w="100"/>
+            </w:tcMar>
+          </w:tcPr>
+          <w:p>
+            <w:r>
+              <w:t xml:space="preserve">Suturar o ceco e fazer colostomia.</w:t>
+            </w:r>
+          </w:p>
+        </w:tc>
+      </w:tr>
+    </w:tbl>
+    <w:p>
+      <w:pPr>
+        <w:pStyle w:val="Heading2"/>
+      </w:pPr>
+      <w:r>
+        <w:t xml:space="preserve">M4: Pós-operatório e plano de alta</w:t>
+      </w:r>
+    </w:p>
+    <w:p>
+      <w:pPr>
+        <w:spacing w:after="120"/>
+      </w:pPr>
+      <w:r>
+        <w:rPr>
+          <w:i/>
+          <w:iCs/>
+          <w:color w:val="5C5C55"/>
+        </w:rPr>
+        <w:t xml:space="preserve">Peso: 20 pontos. Pergunta ao aluno: Quais são os cuidados e o plano para a alta?</w:t>
+      </w:r>
+    </w:p>
+    <w:p>
+      <w:pPr>
+        <w:spacing w:after="60" w:before="160"/>
+      </w:pPr>
+      <w:r>
+        <w:rPr>
+          <w:b/>
+          <w:bCs/>
+        </w:rPr>
+        <w:t xml:space="preserve">Ideal</w:t>
+      </w:r>
+    </w:p>
+    <w:p>
+      <w:pPr>
+        <w:pStyle w:val="ListParagraph"/>
+        <w:numPr>
+          <w:ilvl w:val="0"/>
+          <w:numId w:val="3"/>
+        </w:numPr>
+        <w:spacing w:after="60"/>
+      </w:pPr>
+      <w:r>
+        <w:t xml:space="preserve">Pós-operatório com realimentação precoce, analgesia multimodal, profilaxia de tromboembolismo e deambulação.</w:t>
+      </w:r>
+    </w:p>
+    <w:p>
+      <w:pPr>
+        <w:pStyle w:val="ListParagraph"/>
+        <w:numPr>
+          <w:ilvl w:val="0"/>
+          <w:numId w:val="3"/>
+        </w:numPr>
+        <w:spacing w:after="60"/>
+      </w:pPr>
+      <w:r>
+        <w:t xml:space="preserve">Controle da glicemia e vigilância de deiscência e infecção.</w:t>
+      </w:r>
+    </w:p>
+    <w:p>
+      <w:pPr>
+        <w:pStyle w:val="ListParagraph"/>
+        <w:numPr>
+          <w:ilvl w:val="0"/>
+          <w:numId w:val="3"/>
+        </w:numPr>
+        <w:spacing w:after="60"/>
+      </w:pPr>
+      <w:r>
+        <w:t xml:space="preserve">Encaminhar à oncologia e discutir o caso em reunião multidisciplinar, com o anatomopatológico e o estadiamento.</w:t>
+      </w:r>
+    </w:p>
+    <w:p>
+      <w:pPr>
+        <w:pStyle w:val="ListParagraph"/>
+        <w:numPr>
+          <w:ilvl w:val="0"/>
+          <w:numId w:val="3"/>
+        </w:numPr>
+        <w:spacing w:after="60"/>
+      </w:pPr>
+      <w:r>
+        <w:t xml:space="preserve">Programar colonoscopia completa do cólon remanescente em até seis meses, para afastar lesões sincrônicas.</w:t>
+      </w:r>
+    </w:p>
+    <w:p>
+      <w:pPr>
+        <w:pStyle w:val="ListParagraph"/>
+        <w:numPr>
+          <w:ilvl w:val="0"/>
+          <w:numId w:val="3"/>
+        </w:numPr>
+        <w:spacing w:after="60"/>
+      </w:pPr>
+      <w:r>
+        <w:t xml:space="preserve">Orientar colonoscopia de rastreio para os parentes de primeiro grau.</w:t>
+      </w:r>
+    </w:p>
+    <w:p>
+      <w:pPr>
+        <w:spacing w:after="60" w:before="160"/>
+      </w:pPr>
+      <w:r>
+        <w:rPr>
+          <w:b/>
+          <w:bCs/>
+        </w:rPr>
+        <w:t xml:space="preserve">Aceitável</w:t>
+      </w:r>
+    </w:p>
+    <w:p>
+      <w:pPr>
+        <w:pStyle w:val="ListParagraph"/>
+        <w:numPr>
+          <w:ilvl w:val="0"/>
+          <w:numId w:val="3"/>
+        </w:numPr>
+        <w:spacing w:after="60"/>
+      </w:pPr>
+      <w:r>
+        <w:t xml:space="preserve">Completar o estadiamento com tomografia de tórax, se ainda não feita.</w:t>
+      </w:r>
+    </w:p>
+    <w:p>
+      <w:pPr>
+        <w:spacing w:after="60" w:before="160"/>
+      </w:pPr>
+      <w:r>
+        <w:rPr>
+          <w:b/>
+          <w:bCs/>
+        </w:rPr>
+        <w:t xml:space="preserve">Subótimo</w:t>
+      </w:r>
+    </w:p>
+    <w:tbl>
+      <w:tblPr>
+        <w:tblW w:type="dxa" w:w="9638"/>
+        <w:tblBorders>
+          <w:top w:val="single" w:color="auto" w:sz="4"/>
+          <w:left w:val="single" w:color="auto" w:sz="4"/>
+          <w:bottom w:val="single" w:color="auto" w:sz="4"/>
+          <w:right w:val="single" w:color="auto" w:sz="4"/>
+          <w:insideH w:val="single" w:color="auto" w:sz="4"/>
+          <w:insideV w:val="single" w:color="auto" w:sz="4"/>
+        </w:tblBorders>
+      </w:tblPr>
+      <w:tblGrid>
+        <w:gridCol w:w="4819"/>
+        <w:gridCol w:w="4819"/>
+      </w:tblGrid>
+      <w:tr>
+        <w:trPr>
+          <w:tblHeader/>
+        </w:trPr>
+        <w:tc>
+          <w:tcPr>
+            <w:tcW w:type="dxa" w:w="4819"/>
+            <w:tcBorders>
+              <w:top w:val="single" w:color="D8D8CF" w:sz="4"/>
+              <w:left w:val="single" w:color="D8D8CF" w:sz="4"/>
+              <w:bottom w:val="single" w:color="D8D8CF" w:sz="4"/>
+              <w:right w:val="single" w:color="D8D8CF" w:sz="4"/>
+            </w:tcBorders>
+            <w:shd w:fill="E8EDC4" w:color="auto" w:val="clear"/>
+            <w:tcMar>
+              <w:top w:type="dxa" w:w="80"/>
+              <w:left w:type="dxa" w:w="100"/>
+              <w:bottom w:type="dxa" w:w="80"/>
+              <w:right w:type="dxa" w:w="100"/>
+            </w:tcMar>
+          </w:tcPr>
+          <w:p>
+            <w:r>
+              <w:rPr>
+                <w:b/>
+                <w:bCs/>
+              </w:rPr>
+              <w:t xml:space="preserve">Conduta</w:t>
+            </w:r>
+          </w:p>
+        </w:tc>
+        <w:tc>
+          <w:tcPr>
+            <w:tcW w:type="dxa" w:w="4819"/>
+            <w:tcBorders>
+              <w:top w:val="single" w:color="D8D8CF" w:sz="4"/>
+              <w:left w:val="single" w:color="D8D8CF" w:sz="4"/>
+              <w:bottom w:val="single" w:color="D8D8CF" w:sz="4"/>
+              <w:right w:val="single" w:color="D8D8CF" w:sz="4"/>
+            </w:tcBorders>
+            <w:shd w:fill="E8EDC4" w:color="auto" w:val="clear"/>
+            <w:tcMar>
+              <w:top w:type="dxa" w:w="80"/>
+              <w:left w:type="dxa" w:w="100"/>
+              <w:bottom w:type="dxa" w:w="80"/>
+              <w:right w:type="dxa" w:w="100"/>
+            </w:tcMar>
+          </w:tcPr>
+          <w:p>
+            <w:r>
+              <w:rPr>
+                <w:b/>
+                <w:bCs/>
+              </w:rPr>
+              <w:t xml:space="preserve">Custo</w:t>
+            </w:r>
+          </w:p>
+        </w:tc>
+      </w:tr>
+      <w:tr>
+        <w:tc>
+          <w:tcPr>
+            <w:tcW w:type="dxa" w:w="4819"/>
+            <w:tcBorders>
+              <w:top w:val="single" w:color="D8D8CF" w:sz="4"/>
+              <w:left w:val="single" w:color="D8D8CF" w:sz="4"/>
+              <w:bottom w:val="single" w:color="D8D8CF" w:sz="4"/>
+              <w:right w:val="single" w:color="D8D8CF" w:sz="4"/>
+            </w:tcBorders>
+            <w:tcMar>
+              <w:top w:type="dxa" w:w="80"/>
+              <w:left w:type="dxa" w:w="100"/>
+              <w:bottom w:type="dxa" w:w="80"/>
+              <w:right w:type="dxa" w:w="100"/>
+            </w:tcMar>
+          </w:tcPr>
+          <w:p>
+            <w:r>
+              <w:t xml:space="preserve">Não prescrever profilaxia de tromboembolismo.</w:t>
+            </w:r>
+          </w:p>
+        </w:tc>
+        <w:tc>
+          <w:tcPr>
+            <w:tcW w:type="dxa" w:w="4819"/>
+            <w:tcBorders>
+              <w:top w:val="single" w:color="D8D8CF" w:sz="4"/>
+              <w:left w:val="single" w:color="D8D8CF" w:sz="4"/>
+              <w:bottom w:val="single" w:color="D8D8CF" w:sz="4"/>
+              <w:right w:val="single" w:color="D8D8CF" w:sz="4"/>
+            </w:tcBorders>
+            <w:tcMar>
+              <w:top w:type="dxa" w:w="80"/>
+              <w:left w:type="dxa" w:w="100"/>
+              <w:bottom w:type="dxa" w:w="80"/>
+              <w:right w:type="dxa" w:w="100"/>
+            </w:tcMar>
+          </w:tcPr>
+          <w:p>
+            <w:r>
+              <w:t xml:space="preserve">Risco de trombose venosa e embolia pulmonar, maior em paciente oncológica operada.</w:t>
+            </w:r>
+          </w:p>
+        </w:tc>
+      </w:tr>
+      <w:tr>
+        <w:tc>
+          <w:tcPr>
+            <w:tcW w:type="dxa" w:w="4819"/>
+            <w:tcBorders>
+              <w:top w:val="single" w:color="D8D8CF" w:sz="4"/>
+              <w:left w:val="single" w:color="D8D8CF" w:sz="4"/>
+              <w:bottom w:val="single" w:color="D8D8CF" w:sz="4"/>
+              <w:right w:val="single" w:color="D8D8CF" w:sz="4"/>
+            </w:tcBorders>
+            <w:tcMar>
+              <w:top w:type="dxa" w:w="80"/>
+              <w:left w:type="dxa" w:w="100"/>
+              <w:bottom w:type="dxa" w:w="80"/>
+              <w:right w:type="dxa" w:w="100"/>
+            </w:tcMar>
+          </w:tcPr>
+          <w:p>
+            <w:r>
+              <w:t xml:space="preserve">Manter jejum prolongado sem motivo.</w:t>
+            </w:r>
+          </w:p>
+        </w:tc>
+        <w:tc>
+          <w:tcPr>
+            <w:tcW w:type="dxa" w:w="4819"/>
+            <w:tcBorders>
+              <w:top w:val="single" w:color="D8D8CF" w:sz="4"/>
+              <w:left w:val="single" w:color="D8D8CF" w:sz="4"/>
+              <w:bottom w:val="single" w:color="D8D8CF" w:sz="4"/>
+              <w:right w:val="single" w:color="D8D8CF" w:sz="4"/>
+            </w:tcBorders>
+            <w:tcMar>
+              <w:top w:type="dxa" w:w="80"/>
+              <w:left w:type="dxa" w:w="100"/>
+              <w:bottom w:type="dxa" w:w="80"/>
+              <w:right w:type="dxa" w:w="100"/>
+            </w:tcMar>
+          </w:tcPr>
+          <w:p>
+            <w:r>
+              <w:t xml:space="preserve">Catabolismo e recuperação mais lenta.</w:t>
+            </w:r>
+          </w:p>
+        </w:tc>
+      </w:tr>
+    </w:tbl>
+    <w:p>
+      <w:pPr>
+        <w:spacing w:after="60" w:before="160"/>
+      </w:pPr>
+      <w:r>
+        <w:rPr>
+          <w:b/>
+          <w:bCs/>
+        </w:rPr>
+        <w:t xml:space="preserve">Erro crítico</w:t>
+      </w:r>
+    </w:p>
+    <w:p>
+      <w:pPr>
+        <w:pStyle w:val="ListParagraph"/>
+        <w:numPr>
+          <w:ilvl w:val="0"/>
+          <w:numId w:val="3"/>
+        </w:numPr>
+        <w:spacing w:after="60"/>
+      </w:pPr>
+      <w:r>
+        <w:t xml:space="preserve">Dar alta sem encaminhar à oncologia.</w:t>
+      </w:r>
+    </w:p>
+    <w:p>
+      <w:pPr>
+        <w:spacing w:after="60" w:before="160"/>
+      </w:pPr>
+      <w:r>
+        <w:rPr>
+          <w:b/>
+          <w:bCs/>
+        </w:rPr>
+        <w:t xml:space="preserve">Pontos de raciocínio</w:t>
+      </w:r>
+    </w:p>
+    <w:p>
+      <w:pPr>
+        <w:pStyle w:val="ListParagraph"/>
+        <w:numPr>
+          <w:ilvl w:val="0"/>
+          <w:numId w:val="3"/>
+        </w:numPr>
+        <w:spacing w:after="60"/>
+      </w:pPr>
+      <w:r>
+        <w:t xml:space="preserve">Linfonodos acometidos indicam estádio III, em que a quimioterapia adjuvante é discutida pela oncologia.</w:t>
+      </w:r>
+    </w:p>
+    <w:p>
+      <w:pPr>
+        <w:pStyle w:val="ListParagraph"/>
+        <w:numPr>
+          <w:ilvl w:val="0"/>
+          <w:numId w:val="3"/>
+        </w:numPr>
+        <w:spacing w:after="60"/>
+      </w:pPr>
+      <w:r>
+        <w:t xml:space="preserve">O CEA elevado serve de referência para o seguimento.</w:t>
+      </w:r>
+    </w:p>
+    <w:p>
+      <w:pPr>
+        <w:spacing w:after="60" w:before="160"/>
+      </w:pPr>
+      <w:r>
+        <w:rPr>
+          <w:b/>
+          <w:bCs/>
+        </w:rPr>
+        <w:t xml:space="preserve">Justificativa</w:t>
+      </w:r>
+    </w:p>
+    <w:p>
+      <w:pPr>
+        <w:pStyle w:val="ListParagraph"/>
+        <w:numPr>
+          <w:ilvl w:val="0"/>
+          <w:numId w:val="3"/>
+        </w:numPr>
+        <w:spacing w:after="60"/>
+      </w:pPr>
+      <w:r>
+        <w:t xml:space="preserve">Princípios de seguimento do câncer colorretal: discussão multidisciplinar, colonoscopia do cólon remanescente e avaliação para tratamento adjuvante.</w:t>
+      </w:r>
+    </w:p>
+    <w:p>
+      <w:pPr>
+        <w:spacing w:after="60" w:before="160"/>
+      </w:pPr>
+      <w:r>
+        <w:rPr>
+          <w:b/>
+          <w:bCs/>
+        </w:rPr>
+        <w:t xml:space="preserve">Consequências de decisões fora do esperado</w:t>
+      </w:r>
+    </w:p>
+    <w:tbl>
+      <w:tblPr>
+        <w:tblW w:type="dxa" w:w="9638"/>
+        <w:tblBorders>
+          <w:top w:val="single" w:color="auto" w:sz="4"/>
+          <w:left w:val="single" w:color="auto" w:sz="4"/>
+          <w:bottom w:val="single" w:color="auto" w:sz="4"/>
+          <w:right w:val="single" w:color="auto" w:sz="4"/>
+          <w:insideH w:val="single" w:color="auto" w:sz="4"/>
+          <w:insideV w:val="single" w:color="auto" w:sz="4"/>
+        </w:tblBorders>
+      </w:tblPr>
+      <w:tblGrid>
+        <w:gridCol w:w="876"/>
+        <w:gridCol w:w="3285"/>
+        <w:gridCol w:w="3285"/>
+        <w:gridCol w:w="2192"/>
+      </w:tblGrid>
+      <w:tr>
+        <w:trPr>
+          <w:tblHeader/>
+        </w:trPr>
+        <w:tc>
+          <w:tcPr>
+            <w:tcW w:type="dxa" w:w="876"/>
+            <w:tcBorders>
+              <w:top w:val="single" w:color="D8D8CF" w:sz="4"/>
+              <w:left w:val="single" w:color="D8D8CF" w:sz="4"/>
+              <w:bottom w:val="single" w:color="D8D8CF" w:sz="4"/>
+              <w:right w:val="single" w:color="D8D8CF" w:sz="4"/>
+            </w:tcBorders>
+            <w:shd w:fill="E8EDC4" w:color="auto" w:val="clear"/>
+            <w:tcMar>
+              <w:top w:type="dxa" w:w="80"/>
+              <w:left w:type="dxa" w:w="100"/>
+              <w:bottom w:type="dxa" w:w="80"/>
+              <w:right w:type="dxa" w:w="100"/>
+            </w:tcMar>
+          </w:tcPr>
+          <w:p>
+            <w:r>
+              <w:rPr>
+                <w:b/>
+                <w:bCs/>
+              </w:rPr>
+              <w:t xml:space="preserve">Regra</w:t>
+            </w:r>
+          </w:p>
+        </w:tc>
+        <w:tc>
+          <w:tcPr>
+            <w:tcW w:type="dxa" w:w="3285"/>
+            <w:tcBorders>
+              <w:top w:val="single" w:color="D8D8CF" w:sz="4"/>
+              <w:left w:val="single" w:color="D8D8CF" w:sz="4"/>
+              <w:bottom w:val="single" w:color="D8D8CF" w:sz="4"/>
+              <w:right w:val="single" w:color="D8D8CF" w:sz="4"/>
+            </w:tcBorders>
+            <w:shd w:fill="E8EDC4" w:color="auto" w:val="clear"/>
+            <w:tcMar>
+              <w:top w:type="dxa" w:w="80"/>
+              <w:left w:type="dxa" w:w="100"/>
+              <w:bottom w:type="dxa" w:w="80"/>
+              <w:right w:type="dxa" w:w="100"/>
+            </w:tcMar>
+          </w:tcPr>
+          <w:p>
+            <w:r>
+              <w:rPr>
+                <w:b/>
+                <w:bCs/>
+              </w:rPr>
+              <w:t xml:space="preserve">Se o aluno</w:t>
+            </w:r>
+          </w:p>
+        </w:tc>
+        <w:tc>
+          <w:tcPr>
+            <w:tcW w:type="dxa" w:w="3285"/>
+            <w:tcBorders>
+              <w:top w:val="single" w:color="D8D8CF" w:sz="4"/>
+              <w:left w:val="single" w:color="D8D8CF" w:sz="4"/>
+              <w:bottom w:val="single" w:color="D8D8CF" w:sz="4"/>
+              <w:right w:val="single" w:color="D8D8CF" w:sz="4"/>
+            </w:tcBorders>
+            <w:shd w:fill="E8EDC4" w:color="auto" w:val="clear"/>
+            <w:tcMar>
+              <w:top w:type="dxa" w:w="80"/>
+              <w:left w:type="dxa" w:w="100"/>
+              <w:bottom w:type="dxa" w:w="80"/>
+              <w:right w:type="dxa" w:w="100"/>
+            </w:tcMar>
+          </w:tcPr>
+          <w:p>
+            <w:r>
+              <w:rPr>
+                <w:b/>
+                <w:bCs/>
+              </w:rPr>
+              <w:t xml:space="preserve">Então</w:t>
+            </w:r>
+          </w:p>
+        </w:tc>
+        <w:tc>
+          <w:tcPr>
+            <w:tcW w:type="dxa" w:w="2192"/>
+            <w:tcBorders>
+              <w:top w:val="single" w:color="D8D8CF" w:sz="4"/>
+              <w:left w:val="single" w:color="D8D8CF" w:sz="4"/>
+              <w:bottom w:val="single" w:color="D8D8CF" w:sz="4"/>
+              <w:right w:val="single" w:color="D8D8CF" w:sz="4"/>
+            </w:tcBorders>
+            <w:shd w:fill="E8EDC4" w:color="auto" w:val="clear"/>
+            <w:tcMar>
+              <w:top w:type="dxa" w:w="80"/>
+              <w:left w:type="dxa" w:w="100"/>
+              <w:bottom w:type="dxa" w:w="80"/>
+              <w:right w:type="dxa" w:w="100"/>
+            </w:tcMar>
+          </w:tcPr>
+          <w:p>
+            <w:r>
+              <w:rPr>
+                <w:b/>
+                <w:bCs/>
+              </w:rPr>
+              <w:t xml:space="preserve">O caso vai para</w:t>
+            </w:r>
+          </w:p>
+        </w:tc>
+      </w:tr>
+      <w:tr>
+        <w:tc>
+          <w:tcPr>
+            <w:tcW w:type="dxa" w:w="876"/>
+            <w:tcBorders>
+              <w:top w:val="single" w:color="D8D8CF" w:sz="4"/>
+              <w:left w:val="single" w:color="D8D8CF" w:sz="4"/>
+              <w:bottom w:val="single" w:color="D8D8CF" w:sz="4"/>
+              <w:right w:val="single" w:color="D8D8CF" w:sz="4"/>
+            </w:tcBorders>
+            <w:tcMar>
+              <w:top w:type="dxa" w:w="80"/>
+              <w:left w:type="dxa" w:w="100"/>
+              <w:bottom w:type="dxa" w:w="80"/>
+              <w:right w:type="dxa" w:w="100"/>
+            </w:tcMar>
+          </w:tcPr>
+          <w:p>
+            <w:r>
               <w:t xml:space="preserve">R9</w:t>
             </w:r>
           </w:p>
@@ -8448,6 +8682,58 @@
       </w:pPr>
       <w:r>
         <w:t xml:space="preserve">Autor do caso: 'A definir'.</w:t>
+      </w:r>
+    </w:p>
+    <w:p>
+      <w:pPr>
+        <w:pStyle w:val="ListParagraph"/>
+        <w:numPr>
+          <w:ilvl w:val="0"/>
+          <w:numId w:val="6"/>
+        </w:numPr>
+        <w:spacing w:after="60"/>
+      </w:pPr>
+      <w:r>
+        <w:t xml:space="preserve">As 108 explicações das alternativas do modo guiado (por que cada conduta está certa ou errada) foram escritas pelo desenvolvimento a partir das diretrizes citadas. Conferir cada uma nas tabelas 'Explicação mostrada ao aluno no modo guiado' da folha resposta.</w:t>
+      </w:r>
+    </w:p>
+    <w:p>
+      <w:pPr>
+        <w:pStyle w:val="ListParagraph"/>
+        <w:numPr>
+          <w:ilvl w:val="0"/>
+          <w:numId w:val="6"/>
+        </w:numPr>
+        <w:spacing w:after="60"/>
+      </w:pPr>
+      <w:r>
+        <w:t xml:space="preserve">Revisão de outubro de 2026: o item 'Escolher a reconstrução pela condição da paciente' do M3 foi trocado por uma decisão concreta: anastomose primária com ou sem ileostomia de proteção (ideal), com a cirurgia de Hartmann como aceitável. Confirmar.</w:t>
+      </w:r>
+    </w:p>
+    <w:p>
+      <w:pPr>
+        <w:pStyle w:val="ListParagraph"/>
+        <w:numPr>
+          <w:ilvl w:val="0"/>
+          <w:numId w:val="6"/>
+        </w:numPr>
+        <w:spacing w:after="60"/>
+      </w:pPr>
+      <w:r>
+        <w:t xml:space="preserve">Revisão de outubro de 2026: novo desfecho D7 (óbito) para anastomose primária em choque com peritonite fecal no M3-ALT (R10). Confirmar.</w:t>
+      </w:r>
+    </w:p>
+    <w:p>
+      <w:pPr>
+        <w:pStyle w:val="ListParagraph"/>
+        <w:numPr>
+          <w:ilvl w:val="0"/>
+          <w:numId w:val="6"/>
+        </w:numPr>
+        <w:spacing w:after="60"/>
+      </w:pPr>
+      <w:r>
+        <w:t xml:space="preserve">As explicações orientam suspender a metformina (creatinina de 1,4 mg/dL, jejum e contraste iodado) e usar insulina, e evitar dipirona pela alergia. Confirmar.</w:t>
       </w:r>
     </w:p>
     <w:sectPr>
